--- a/TASK-4/TASK-4_Dockerize_and_Deploy_Report.docx
+++ b/TASK-4/TASK-4_Dockerize_and_Deploy_Report.docx
@@ -8,7 +8,7 @@
         <w:jc w:val="center"/>
       </w:pPr>
       <w:r>
-        <w:t>TASK-4: Dockerize &amp; Deploy (AI Chatbot)</w:t>
+        <w:t>TASK-4: Dockerize &amp; Deploy</w:t>
       </w:r>
     </w:p>
     <w:p>
@@ -16,258 +16,7 @@
         <w:pStyle w:val="Heading1"/>
       </w:pPr>
       <w:r>
-        <w:t>1. Overview</w:t>
-      </w:r>
-    </w:p>
-    <w:p>
-      <w:r>
-        <w:rPr>
-          <w:b/>
-        </w:rPr>
-        <w:t>The primary goal of TASK-4 is to fully Dockerize and deploy the Spring Boot backend and React frontend into production.</w:t>
-      </w:r>
-      <w:r>
-        <w:t xml:space="preserve"> The backend is packaged into a Docker container and deployed as a Web Service on Render, connected to a Neon Serverless PostgreSQL database. The React frontend is deployed on Vercel and communicates securely with the backend over HTTPS.</w:t>
-      </w:r>
-    </w:p>
-    <w:p>
-      <w:pPr>
-        <w:pStyle w:val="Heading1"/>
-      </w:pPr>
-      <w:r>
-        <w:t>2. Deployment Links</w:t>
-      </w:r>
-    </w:p>
-    <w:p>
-      <w:r>
-        <w:rPr>
-          <w:b/>
-        </w:rPr>
-        <w:t xml:space="preserve">Frontend (Vercel): </w:t>
-      </w:r>
-      <w:r>
-        <w:t>https://intern-spark-internship-task-4.vercel.app</w:t>
-        <w:br/>
-      </w:r>
-      <w:r>
-        <w:rPr>
-          <w:b/>
-        </w:rPr>
-        <w:t xml:space="preserve">Backend API (Render): </w:t>
-      </w:r>
-      <w:r>
-        <w:t>https://task-4-ij4a.onrender.com</w:t>
-        <w:br/>
-      </w:r>
-      <w:r>
-        <w:rPr>
-          <w:b/>
-        </w:rPr>
-        <w:t xml:space="preserve">GitHub Repository: </w:t>
-      </w:r>
-      <w:r>
-        <w:t>https://github.com/VSK-777/InternSpark-Internship/tree/main/TASK-4</w:t>
-        <w:br/>
-      </w:r>
-    </w:p>
-    <w:p>
-      <w:pPr>
-        <w:pStyle w:val="Heading1"/>
-      </w:pPr>
-      <w:r>
-        <w:t>3. Technology Stack</w:t>
-      </w:r>
-    </w:p>
-    <w:tbl>
-      <w:tblPr>
-        <w:tblStyle w:val="TableGrid"/>
-        <w:tblW w:type="auto" w:w="0"/>
-        <w:tblLook w:firstColumn="1" w:firstRow="1" w:lastColumn="0" w:lastRow="0" w:noHBand="0" w:noVBand="1" w:val="04A0"/>
-      </w:tblPr>
-      <w:tblGrid>
-        <w:gridCol w:w="4320"/>
-        <w:gridCol w:w="4320"/>
-      </w:tblGrid>
-      <w:tr>
-        <w:tc>
-          <w:tcPr>
-            <w:tcW w:type="dxa" w:w="4320"/>
-            <w:tcBorders>
-              <w:top w:val="single" w:sz="4" w:space="0" w:color="D3D3D3"/>
-              <w:left w:val="single" w:sz="4" w:space="0" w:color="D3D3D3"/>
-              <w:bottom w:val="single" w:sz="4" w:space="0" w:color="D3D3D3"/>
-              <w:right w:val="single" w:sz="4" w:space="0" w:color="D3D3D3"/>
-            </w:tcBorders>
-            <w:shd w:fill="4F81BD" w:val="clear" w:color="FFFFFF"/>
-          </w:tcPr>
-          <w:p>
-            <w:r>
-              <w:t>Component</w:t>
-            </w:r>
-          </w:p>
-        </w:tc>
-        <w:tc>
-          <w:tcPr>
-            <w:tcW w:type="dxa" w:w="4320"/>
-            <w:tcBorders>
-              <w:top w:val="single" w:sz="4" w:space="0" w:color="D3D3D3"/>
-              <w:left w:val="single" w:sz="4" w:space="0" w:color="D3D3D3"/>
-              <w:bottom w:val="single" w:sz="4" w:space="0" w:color="D3D3D3"/>
-              <w:right w:val="single" w:sz="4" w:space="0" w:color="D3D3D3"/>
-            </w:tcBorders>
-            <w:shd w:fill="4F81BD" w:val="clear" w:color="FFFFFF"/>
-          </w:tcPr>
-          <w:p>
-            <w:r>
-              <w:t>Technology</w:t>
-            </w:r>
-          </w:p>
-        </w:tc>
-      </w:tr>
-      <w:tr>
-        <w:tc>
-          <w:tcPr>
-            <w:tcW w:type="dxa" w:w="4320"/>
-          </w:tcPr>
-          <w:p>
-            <w:r>
-              <w:t>Frontend</w:t>
-            </w:r>
-          </w:p>
-        </w:tc>
-        <w:tc>
-          <w:tcPr>
-            <w:tcW w:type="dxa" w:w="4320"/>
-          </w:tcPr>
-          <w:p>
-            <w:r>
-              <w:t>React 19, Vite, Tailwind CSS, Framer Motion</w:t>
-            </w:r>
-          </w:p>
-        </w:tc>
-      </w:tr>
-      <w:tr>
-        <w:tc>
-          <w:tcPr>
-            <w:tcW w:type="dxa" w:w="4320"/>
-          </w:tcPr>
-          <w:p>
-            <w:r>
-              <w:t>Backend</w:t>
-            </w:r>
-          </w:p>
-        </w:tc>
-        <w:tc>
-          <w:tcPr>
-            <w:tcW w:type="dxa" w:w="4320"/>
-          </w:tcPr>
-          <w:p>
-            <w:r>
-              <w:t>Java 21, Spring Boot 3.3.4, Spring Security, Spring AI</w:t>
-            </w:r>
-          </w:p>
-        </w:tc>
-      </w:tr>
-      <w:tr>
-        <w:tc>
-          <w:tcPr>
-            <w:tcW w:type="dxa" w:w="4320"/>
-          </w:tcPr>
-          <w:p>
-            <w:r>
-              <w:t>Database</w:t>
-            </w:r>
-          </w:p>
-        </w:tc>
-        <w:tc>
-          <w:tcPr>
-            <w:tcW w:type="dxa" w:w="4320"/>
-          </w:tcPr>
-          <w:p>
-            <w:r>
-              <w:t>Neon PostgreSQL (Serverless)</w:t>
-            </w:r>
-          </w:p>
-        </w:tc>
-      </w:tr>
-      <w:tr>
-        <w:tc>
-          <w:tcPr>
-            <w:tcW w:type="dxa" w:w="4320"/>
-          </w:tcPr>
-          <w:p>
-            <w:r>
-              <w:t>AI API</w:t>
-            </w:r>
-          </w:p>
-        </w:tc>
-        <w:tc>
-          <w:tcPr>
-            <w:tcW w:type="dxa" w:w="4320"/>
-          </w:tcPr>
-          <w:p>
-            <w:r>
-              <w:t>Groq API (Llama 3.1 8B Instant)</w:t>
-            </w:r>
-          </w:p>
-        </w:tc>
-      </w:tr>
-      <w:tr>
-        <w:tc>
-          <w:tcPr>
-            <w:tcW w:type="dxa" w:w="4320"/>
-          </w:tcPr>
-          <w:p>
-            <w:r>
-              <w:t>Containerization</w:t>
-            </w:r>
-          </w:p>
-        </w:tc>
-        <w:tc>
-          <w:tcPr>
-            <w:tcW w:type="dxa" w:w="4320"/>
-          </w:tcPr>
-          <w:p>
-            <w:r>
-              <w:t>Docker, Docker Compose</w:t>
-            </w:r>
-          </w:p>
-        </w:tc>
-      </w:tr>
-      <w:tr>
-        <w:tc>
-          <w:tcPr>
-            <w:tcW w:type="dxa" w:w="4320"/>
-          </w:tcPr>
-          <w:p>
-            <w:r>
-              <w:t>Deployment</w:t>
-            </w:r>
-          </w:p>
-        </w:tc>
-        <w:tc>
-          <w:tcPr>
-            <w:tcW w:type="dxa" w:w="4320"/>
-          </w:tcPr>
-          <w:p>
-            <w:r>
-              <w:t>Render (Backend), Vercel (Frontend)</w:t>
-            </w:r>
-          </w:p>
-        </w:tc>
-      </w:tr>
-    </w:tbl>
-    <w:p>
-      <w:pPr>
-        <w:pStyle w:val="Heading1"/>
-      </w:pPr>
-      <w:r>
-        <w:t>4. Containerization (Docker)</w:t>
-      </w:r>
-    </w:p>
-    <w:p>
-      <w:r>
-        <w:t>The Spring Boot application is containerized using a multi-stage Dockerfile to minimize image size and improve security. Docker Compose is provided for local execution.</w:t>
+        <w:t>🤖 Spark AI: Enterprise AI Chatbot Platform</w:t>
       </w:r>
     </w:p>
     <w:p>
@@ -275,7 +24,110 @@
         <w:pStyle w:val="Heading2"/>
       </w:pPr>
       <w:r>
-        <w:t>4.1 Dockerfile</w:t>
+        <w:t>📖 Project Overview</w:t>
+      </w:r>
+    </w:p>
+    <w:p>
+      <w:r/>
+      <w:r>
+        <w:rPr>
+          <w:b/>
+        </w:rPr>
+        <w:t>Spark AI</w:t>
+      </w:r>
+      <w:r>
+        <w:t xml:space="preserve"> (TASK-4) is a production-ready, highly polished full-stack web application that delivers a premium ChatGPT-like experience. Built with a stunning dark-mode-first React frontend and a secure Spring Boot 3.3.4 backend, the application connects to the ultra-fast Groq API (Llama 3.1) to generate intelligent responses with minimal latency.</w:t>
+      </w:r>
+    </w:p>
+    <w:p>
+      <w:pPr>
+        <w:pStyle w:val="Heading2"/>
+      </w:pPr>
+      <w:r>
+        <w:t>✨ Premium Features</w:t>
+      </w:r>
+    </w:p>
+    <w:p>
+      <w:pPr>
+        <w:pStyle w:val="ListBullet"/>
+      </w:pPr>
+      <w:r/>
+      <w:r>
+        <w:rPr>
+          <w:b/>
+        </w:rPr>
+        <w:t>Enterprise UI/UX:</w:t>
+      </w:r>
+      <w:r>
+        <w:t xml:space="preserve"> A stunning, fully responsive dark theme built with Tailwind CSS, Framer Motion, and shadcn/ui. Features glassmorphism, micro-animations, and perfect typography.</w:t>
+      </w:r>
+    </w:p>
+    <w:p>
+      <w:pPr>
+        <w:pStyle w:val="ListBullet"/>
+      </w:pPr>
+      <w:r/>
+      <w:r>
+        <w:rPr>
+          <w:b/>
+        </w:rPr>
+        <w:t>Robust Security:</w:t>
+      </w:r>
+      <w:r>
+        <w:t xml:space="preserve"> Spring Boot API guarded by JWT Authentication, CORS protection, rate limiting, and global exception handling (no stack traces leak).</w:t>
+      </w:r>
+    </w:p>
+    <w:p>
+      <w:pPr>
+        <w:pStyle w:val="ListBullet"/>
+      </w:pPr>
+      <w:r/>
+      <w:r>
+        <w:rPr>
+          <w:b/>
+        </w:rPr>
+        <w:t>Intelligent AI Integration:</w:t>
+      </w:r>
+      <w:r>
+        <w:t xml:space="preserve"> Powered by the Groq API (Llama 3.1 8B Instant) and integrated via Spring AI.</w:t>
+      </w:r>
+    </w:p>
+    <w:p>
+      <w:pPr>
+        <w:pStyle w:val="ListBullet"/>
+      </w:pPr>
+      <w:r/>
+      <w:r>
+        <w:rPr>
+          <w:b/>
+        </w:rPr>
+        <w:t>Reliable Data Persistence:</w:t>
+      </w:r>
+      <w:r>
+        <w:t xml:space="preserve"> Neon Serverless PostgreSQL with Flyway database migrations for robust schema management.</w:t>
+      </w:r>
+    </w:p>
+    <w:p>
+      <w:pPr>
+        <w:pStyle w:val="ListBullet"/>
+      </w:pPr>
+      <w:r/>
+      <w:r>
+        <w:rPr>
+          <w:b/>
+        </w:rPr>
+        <w:t>Production Ready:</w:t>
+      </w:r>
+      <w:r>
+        <w:t xml:space="preserve"> Fully configured for deployment on Render (Backend) and Vercel (Frontend).</w:t>
+      </w:r>
+    </w:p>
+    <w:p>
+      <w:pPr>
+        <w:pStyle w:val="Heading2"/>
+      </w:pPr>
+      <w:r>
+        <w:t>🏗️ System Architecture</w:t>
       </w:r>
     </w:p>
     <w:p>
@@ -285,35 +137,15 @@
       <w:r>
         <w:rPr>
           <w:rFonts w:ascii="Consolas" w:hAnsi="Consolas"/>
-          <w:color w:val="000000"/>
-          <w:sz w:val="20"/>
+          <w:sz w:val="18"/>
         </w:rPr>
-        <w:t># Build Stage</w:t>
+        <w:t>flowchart LR</w:t>
         <w:br/>
-        <w:t>FROM maven:3.9.6-eclipse-temurin-21 AS build</w:t>
+        <w:t xml:space="preserve">    A["React 19 Frontend (Vercel)"] &lt;--&gt;|"REST API / JSON"| B["Spring Boot 3.3.4 API (Render)"]</w:t>
         <w:br/>
-        <w:t>WORKDIR /app</w:t>
+        <w:t xml:space="preserve">    B &lt;--&gt;|"JPA / Hibernate"| C[("Neon PostgreSQL")]</w:t>
         <w:br/>
-        <w:t>COPY pom.xml ./</w:t>
-        <w:br/>
-        <w:t>RUN mvn dependency:go-offline -B</w:t>
-        <w:br/>
-        <w:t>COPY src ./src</w:t>
-        <w:br/>
-        <w:t>RUN mvn clean package -DskipTests -B</w:t>
-        <w:br/>
-        <w:br/>
-        <w:t># Run Stage</w:t>
-        <w:br/>
-        <w:t>FROM eclipse-temurin:21-jre-jammy</w:t>
-        <w:br/>
-        <w:t>WORKDIR /app</w:t>
-        <w:br/>
-        <w:t>COPY --from=build /app/target/*.jar app.jar</w:t>
-        <w:br/>
-        <w:t>EXPOSE 8080</w:t>
-        <w:br/>
-        <w:t>ENTRYPOINT ["java", "-jar", "app.jar"]</w:t>
+        <w:t xml:space="preserve">    B &lt;--&gt;|"Spring AI"| D(("Groq API (Llama 3.1)"))</w:t>
         <w:noProof/>
       </w:r>
     </w:p>
@@ -322,7 +154,162 @@
         <w:pStyle w:val="Heading2"/>
       </w:pPr>
       <w:r>
-        <w:t>4.2 docker-compose.yml</w:t>
+        <w:t>🛠️ Technology Stack</w:t>
+      </w:r>
+    </w:p>
+    <w:p>
+      <w:r>
+        <w:t>| Category | Technology |</w:t>
+      </w:r>
+    </w:p>
+    <w:p>
+      <w:r>
+        <w:t xml:space="preserve">| </w:t>
+      </w:r>
+      <w:r>
+        <w:rPr>
+          <w:b/>
+        </w:rPr>
+        <w:t>Frontend</w:t>
+      </w:r>
+      <w:r>
+        <w:t xml:space="preserve"> | React 19, Vite, Tailwind CSS, Framer Motion, React Router DOM, TanStack Query |</w:t>
+      </w:r>
+    </w:p>
+    <w:p>
+      <w:r>
+        <w:t xml:space="preserve">| </w:t>
+      </w:r>
+      <w:r>
+        <w:rPr>
+          <w:b/>
+        </w:rPr>
+        <w:t>Backend</w:t>
+      </w:r>
+      <w:r>
+        <w:t xml:space="preserve"> | Java 21, Spring Boot 3.3.4, Spring Security, Spring AI, Spring Data JPA |</w:t>
+      </w:r>
+    </w:p>
+    <w:p>
+      <w:r>
+        <w:t xml:space="preserve">| </w:t>
+      </w:r>
+      <w:r>
+        <w:rPr>
+          <w:b/>
+        </w:rPr>
+        <w:t>Database</w:t>
+      </w:r>
+      <w:r>
+        <w:t xml:space="preserve"> | Neon PostgreSQL, Flyway |</w:t>
+      </w:r>
+    </w:p>
+    <w:p>
+      <w:r>
+        <w:t xml:space="preserve">| </w:t>
+      </w:r>
+      <w:r>
+        <w:rPr>
+          <w:b/>
+        </w:rPr>
+        <w:t>AI Integration</w:t>
+      </w:r>
+      <w:r>
+        <w:t xml:space="preserve"> | Groq API (Llama 3.1 8B Instant) |</w:t>
+      </w:r>
+    </w:p>
+    <w:p>
+      <w:r>
+        <w:t xml:space="preserve">| </w:t>
+      </w:r>
+      <w:r>
+        <w:rPr>
+          <w:b/>
+        </w:rPr>
+        <w:t>Security</w:t>
+      </w:r>
+      <w:r>
+        <w:t xml:space="preserve"> | JWT Auth, CORS Config, Global Exception Handling |</w:t>
+      </w:r>
+    </w:p>
+    <w:p>
+      <w:r>
+        <w:t xml:space="preserve">| </w:t>
+      </w:r>
+      <w:r>
+        <w:rPr>
+          <w:b/>
+        </w:rPr>
+        <w:t>Deployment</w:t>
+      </w:r>
+      <w:r>
+        <w:t xml:space="preserve"> | Vercel (Frontend), Render (Backend), Docker |</w:t>
+      </w:r>
+    </w:p>
+    <w:p>
+      <w:pPr>
+        <w:pStyle w:val="Heading2"/>
+      </w:pPr>
+      <w:r>
+        <w:t>🚀 Local Development Setup</w:t>
+      </w:r>
+    </w:p>
+    <w:p>
+      <w:pPr>
+        <w:pStyle w:val="Heading3"/>
+      </w:pPr>
+      <w:r>
+        <w:t>1. Backend Configuration</w:t>
+      </w:r>
+    </w:p>
+    <w:p>
+      <w:r>
+        <w:t>Navigate to the backend directory. Configure the following environment variables (or add them to application.yml / application-prod.yml):</w:t>
+      </w:r>
+    </w:p>
+    <w:p>
+      <w:pPr>
+        <w:pStyle w:val="ListBullet"/>
+      </w:pPr>
+      <w:r>
+        <w:t>DATABASE_URL: Your Neon PostgreSQL JDBC URL</w:t>
+      </w:r>
+    </w:p>
+    <w:p>
+      <w:pPr>
+        <w:pStyle w:val="ListBullet"/>
+      </w:pPr>
+      <w:r>
+        <w:t>DATABASE_USERNAME / DATABASE_PASSWORD: DB Credentials</w:t>
+      </w:r>
+    </w:p>
+    <w:p>
+      <w:pPr>
+        <w:pStyle w:val="ListBullet"/>
+      </w:pPr>
+      <w:r>
+        <w:t>GROQ_API_KEY: Your Groq API key</w:t>
+      </w:r>
+    </w:p>
+    <w:p>
+      <w:pPr>
+        <w:pStyle w:val="ListBullet"/>
+      </w:pPr>
+      <w:r>
+        <w:t>JWT_SECRET: A secure random string for signing tokens</w:t>
+      </w:r>
+    </w:p>
+    <w:p>
+      <w:pPr>
+        <w:pStyle w:val="ListBullet"/>
+      </w:pPr>
+      <w:r>
+        <w:t>FRONTEND_URL: http://localhost:5173 (for CORS)</w:t>
+      </w:r>
+    </w:p>
+    <w:p>
+      <w:r>
+        <w:t>Run the backend:</w:t>
       </w:r>
     </w:p>
     <w:p>
@@ -332,72 +319,25 @@
       <w:r>
         <w:rPr>
           <w:rFonts w:ascii="Consolas" w:hAnsi="Consolas"/>
-          <w:color w:val="000000"/>
-          <w:sz w:val="20"/>
+          <w:sz w:val="18"/>
         </w:rPr>
-        <w:t>version: '3.8'</w:t>
+        <w:t>cd backend</w:t>
         <w:br/>
-        <w:t>services:</w:t>
-        <w:br/>
-        <w:t xml:space="preserve">  backend:</w:t>
-        <w:br/>
-        <w:t xml:space="preserve">    build: </w:t>
-        <w:br/>
-        <w:t xml:space="preserve">      context: ./backend</w:t>
-        <w:br/>
-        <w:t xml:space="preserve">      dockerfile: Dockerfile</w:t>
-        <w:br/>
-        <w:t xml:space="preserve">    ports:</w:t>
-        <w:br/>
-        <w:t xml:space="preserve">      - "8080:8080"</w:t>
-        <w:br/>
-        <w:t xml:space="preserve">    environment:</w:t>
-        <w:br/>
-        <w:t xml:space="preserve">      - SPRING_PROFILES_ACTIVE=prod</w:t>
-        <w:br/>
-        <w:t xml:space="preserve">      - DATABASE_URL=jdbc:postgresql://postgres:5432/sparkai</w:t>
-        <w:br/>
-        <w:t xml:space="preserve">      - DATABASE_USERNAME=postgres</w:t>
-        <w:br/>
-        <w:t xml:space="preserve">      - DATABASE_PASSWORD=postgres</w:t>
-        <w:br/>
-        <w:t xml:space="preserve">      - JWT_SECRET=your_super_secret_jwt_key</w:t>
-        <w:br/>
-        <w:t xml:space="preserve">      - GROQ_API_KEY=${GROQ_API_KEY}</w:t>
-        <w:br/>
-        <w:t xml:space="preserve">    depends_on:</w:t>
-        <w:br/>
-        <w:t xml:space="preserve">      - postgres</w:t>
-        <w:br/>
-        <w:t xml:space="preserve">    restart: unless-stopped</w:t>
-        <w:br/>
-        <w:br/>
-        <w:t xml:space="preserve">  postgres:</w:t>
-        <w:br/>
-        <w:t xml:space="preserve">    image: postgres:15-alpine</w:t>
-        <w:br/>
-        <w:t xml:space="preserve">    environment:</w:t>
-        <w:br/>
-        <w:t xml:space="preserve">      - POSTGRES_DB=sparkai</w:t>
-        <w:br/>
-        <w:t xml:space="preserve">      - POSTGRES_USER=postgres</w:t>
-        <w:br/>
-        <w:t xml:space="preserve">      - POSTGRES_PASSWORD=postgres</w:t>
-        <w:br/>
-        <w:t xml:space="preserve">    ports:</w:t>
-        <w:br/>
-        <w:t xml:space="preserve">      - "5432:5432"</w:t>
-        <w:br/>
-        <w:t xml:space="preserve">    restart: unless-stopped</w:t>
+        <w:t>mvn clean spring-boot:run</w:t>
         <w:noProof/>
       </w:r>
     </w:p>
     <w:p>
       <w:pPr>
-        <w:pStyle w:val="Heading2"/>
+        <w:pStyle w:val="Heading3"/>
       </w:pPr>
       <w:r>
-        <w:t>4.3 Running Locally via Docker</w:t>
+        <w:t>2. Frontend Configuration</w:t>
+      </w:r>
+    </w:p>
+    <w:p>
+      <w:r>
+        <w:t>Navigate to the frontend directory. Create a .env file with:</w:t>
       </w:r>
     </w:p>
     <w:p>
@@ -407,228 +347,177 @@
       <w:r>
         <w:rPr>
           <w:rFonts w:ascii="Consolas" w:hAnsi="Consolas"/>
-          <w:color w:val="000000"/>
-          <w:sz w:val="20"/>
+          <w:sz w:val="18"/>
         </w:rPr>
-        <w:t># Set your GROQ_API_KEY environment variable</w:t>
+        <w:t>VITE_API_URL=http://localhost:8080</w:t>
+        <w:noProof/>
+      </w:r>
+    </w:p>
+    <w:p>
+      <w:r>
+        <w:t>Install dependencies and start the dev server:</w:t>
+      </w:r>
+    </w:p>
+    <w:p>
+      <w:pPr>
+        <w:shd w:fill="F0F0F0"/>
+      </w:pPr>
+      <w:r>
+        <w:rPr>
+          <w:rFonts w:ascii="Consolas" w:hAnsi="Consolas"/>
+          <w:sz w:val="18"/>
+        </w:rPr>
+        <w:t>cd frontend</w:t>
         <w:br/>
-        <w:t>export GROQ_API_KEY="your-groq-api-key"</w:t>
+        <w:t>npm install</w:t>
         <w:br/>
-        <w:br/>
-        <w:t># Build and start the containers</w:t>
-        <w:br/>
-        <w:t>docker-compose up -d --build</w:t>
-        <w:br/>
-        <w:br/>
-        <w:t># View logs</w:t>
-        <w:br/>
-        <w:t>docker-compose logs -f backend</w:t>
+        <w:t>npm run dev</w:t>
         <w:noProof/>
       </w:r>
     </w:p>
     <w:p>
       <w:pPr>
-        <w:pStyle w:val="Heading1"/>
+        <w:pStyle w:val="Heading2"/>
       </w:pPr>
       <w:r>
-        <w:t>5. Environment Variables</w:t>
+        <w:t>🌍 Production Deployment Details</w:t>
+      </w:r>
+    </w:p>
+    <w:p>
+      <w:pPr>
+        <w:pStyle w:val="ListBullet"/>
+      </w:pPr>
+      <w:r/>
+      <w:r>
+        <w:rPr>
+          <w:b/>
+        </w:rPr>
+        <w:t>Backend (Render)</w:t>
+      </w:r>
+      <w:r>
+        <w:t>: The backend is containerized/built via Maven and deployed as a Web Service. Health checks are exposed at /actuator/health and bypassed by Spring Security.</w:t>
+      </w:r>
+    </w:p>
+    <w:p>
+      <w:pPr>
+        <w:pStyle w:val="ListBullet"/>
+      </w:pPr>
+      <w:r/>
+      <w:r>
+        <w:rPr>
+          <w:b/>
+        </w:rPr>
+        <w:t>Frontend (Vercel)</w:t>
+      </w:r>
+      <w:r>
+        <w:t>: Deployed with Vite build settings. Environment variables are set in the Vercel dashboard.</w:t>
+      </w:r>
+    </w:p>
+    <w:p>
+      <w:pPr>
+        <w:pStyle w:val="ListBullet"/>
+      </w:pPr>
+      <w:r/>
+      <w:r>
+        <w:rPr>
+          <w:b/>
+        </w:rPr>
+        <w:t>Database (Neon)</w:t>
+      </w:r>
+      <w:r>
+        <w:t>: Flyway automatically handles schema generation and migrations on startup.</w:t>
+      </w:r>
+    </w:p>
+    <w:p>
+      <w:pPr>
+        <w:pStyle w:val="Heading2"/>
+      </w:pPr>
+      <w:r>
+        <w:t>🎓 Learning Outcomes</w:t>
+      </w:r>
+    </w:p>
+    <w:p>
+      <w:pPr>
+        <w:pStyle w:val="ListBullet"/>
+      </w:pPr>
+      <w:r>
+        <w:t>Mastered building premium, animation-rich React user interfaces.</w:t>
+      </w:r>
+    </w:p>
+    <w:p>
+      <w:pPr>
+        <w:pStyle w:val="ListBullet"/>
+      </w:pPr>
+      <w:r>
+        <w:t>Implemented robust Spring Boot architectures with strict security and exception boundaries.</w:t>
+      </w:r>
+    </w:p>
+    <w:p>
+      <w:pPr>
+        <w:pStyle w:val="ListBullet"/>
+      </w:pPr>
+      <w:r>
+        <w:t>Seamlessly integrated third-party AI APIs (Groq) via Spring AI standard interfaces.</w:t>
+      </w:r>
+    </w:p>
+    <w:p>
+      <w:pPr>
+        <w:pStyle w:val="ListBullet"/>
+      </w:pPr>
+      <w:r>
+        <w:t>Deployed a complex, multi-service application to the cloud with proper CORS and environment configuration.</w:t>
       </w:r>
     </w:p>
     <w:p>
       <w:r>
-        <w:t>The following environment variables are required for the application to function correctly in production:</w:t>
+        <w:t>---</w:t>
       </w:r>
     </w:p>
-    <w:tbl>
-      <w:tblPr>
-        <w:tblStyle w:val="TableGrid"/>
-        <w:tblW w:type="auto" w:w="0"/>
-        <w:tblLook w:firstColumn="1" w:firstRow="1" w:lastColumn="0" w:lastRow="0" w:noHBand="0" w:noVBand="1" w:val="04A0"/>
-      </w:tblPr>
-      <w:tblGrid>
-        <w:gridCol w:w="4320"/>
-        <w:gridCol w:w="4320"/>
-      </w:tblGrid>
-      <w:tr>
-        <w:tc>
-          <w:tcPr>
-            <w:tcW w:type="dxa" w:w="4320"/>
-            <w:tcBorders>
-              <w:top w:val="single" w:sz="4" w:space="0" w:color="D3D3D3"/>
-              <w:left w:val="single" w:sz="4" w:space="0" w:color="D3D3D3"/>
-              <w:bottom w:val="single" w:sz="4" w:space="0" w:color="D3D3D3"/>
-              <w:right w:val="single" w:sz="4" w:space="0" w:color="D3D3D3"/>
-            </w:tcBorders>
-            <w:shd w:fill="4F81BD" w:val="clear" w:color="FFFFFF"/>
-          </w:tcPr>
-          <w:p>
-            <w:r>
-              <w:t>Variable</w:t>
-            </w:r>
-          </w:p>
-        </w:tc>
-        <w:tc>
-          <w:tcPr>
-            <w:tcW w:type="dxa" w:w="4320"/>
-            <w:tcBorders>
-              <w:top w:val="single" w:sz="4" w:space="0" w:color="D3D3D3"/>
-              <w:left w:val="single" w:sz="4" w:space="0" w:color="D3D3D3"/>
-              <w:bottom w:val="single" w:sz="4" w:space="0" w:color="D3D3D3"/>
-              <w:right w:val="single" w:sz="4" w:space="0" w:color="D3D3D3"/>
-            </w:tcBorders>
-            <w:shd w:fill="4F81BD" w:val="clear" w:color="FFFFFF"/>
-          </w:tcPr>
-          <w:p>
-            <w:r>
-              <w:t>Description</w:t>
-            </w:r>
-          </w:p>
-        </w:tc>
-      </w:tr>
-      <w:tr>
-        <w:tc>
-          <w:tcPr>
-            <w:tcW w:type="dxa" w:w="4320"/>
-          </w:tcPr>
-          <w:p>
-            <w:r>
-              <w:t>DATABASE_URL</w:t>
-            </w:r>
-          </w:p>
-        </w:tc>
-        <w:tc>
-          <w:tcPr>
-            <w:tcW w:type="dxa" w:w="4320"/>
-          </w:tcPr>
-          <w:p>
-            <w:r>
-              <w:t>JDBC URL for Neon PostgreSQL</w:t>
-            </w:r>
-          </w:p>
-        </w:tc>
-      </w:tr>
-      <w:tr>
-        <w:tc>
-          <w:tcPr>
-            <w:tcW w:type="dxa" w:w="4320"/>
-          </w:tcPr>
-          <w:p>
-            <w:r>
-              <w:t>DATABASE_USERNAME</w:t>
-            </w:r>
-          </w:p>
-        </w:tc>
-        <w:tc>
-          <w:tcPr>
-            <w:tcW w:type="dxa" w:w="4320"/>
-          </w:tcPr>
-          <w:p>
-            <w:r>
-              <w:t>Database username</w:t>
-            </w:r>
-          </w:p>
-        </w:tc>
-      </w:tr>
-      <w:tr>
-        <w:tc>
-          <w:tcPr>
-            <w:tcW w:type="dxa" w:w="4320"/>
-          </w:tcPr>
-          <w:p>
-            <w:r>
-              <w:t>DATABASE_PASSWORD</w:t>
-            </w:r>
-          </w:p>
-        </w:tc>
-        <w:tc>
-          <w:tcPr>
-            <w:tcW w:type="dxa" w:w="4320"/>
-          </w:tcPr>
-          <w:p>
-            <w:r>
-              <w:t>Database password</w:t>
-            </w:r>
-          </w:p>
-        </w:tc>
-      </w:tr>
-      <w:tr>
-        <w:tc>
-          <w:tcPr>
-            <w:tcW w:type="dxa" w:w="4320"/>
-          </w:tcPr>
-          <w:p>
-            <w:r>
-              <w:t>GROQ_API_KEY</w:t>
-            </w:r>
-          </w:p>
-        </w:tc>
-        <w:tc>
-          <w:tcPr>
-            <w:tcW w:type="dxa" w:w="4320"/>
-          </w:tcPr>
-          <w:p>
-            <w:r>
-              <w:t>API key for Groq Llama 3.1 LLM integration</w:t>
-            </w:r>
-          </w:p>
-        </w:tc>
-      </w:tr>
-      <w:tr>
-        <w:tc>
-          <w:tcPr>
-            <w:tcW w:type="dxa" w:w="4320"/>
-          </w:tcPr>
-          <w:p>
-            <w:r>
-              <w:t>JWT_SECRET</w:t>
-            </w:r>
-          </w:p>
-        </w:tc>
-        <w:tc>
-          <w:tcPr>
-            <w:tcW w:type="dxa" w:w="4320"/>
-          </w:tcPr>
-          <w:p>
-            <w:r>
-              <w:t>256-bit secure key for signing JSON Web Tokens</w:t>
-            </w:r>
-          </w:p>
-        </w:tc>
-      </w:tr>
-      <w:tr>
-        <w:tc>
-          <w:tcPr>
-            <w:tcW w:type="dxa" w:w="4320"/>
-          </w:tcPr>
-          <w:p>
-            <w:r>
-              <w:t>FRONTEND_URL</w:t>
-            </w:r>
-          </w:p>
-        </w:tc>
-        <w:tc>
-          <w:tcPr>
-            <w:tcW w:type="dxa" w:w="4320"/>
-          </w:tcPr>
-          <w:p>
-            <w:r>
-              <w:t>CORS allowed origin (e.g., https://intern-spark-internship-task-4.vercel.app)</w:t>
-            </w:r>
-          </w:p>
-        </w:tc>
-      </w:tr>
-    </w:tbl>
+    <w:p>
+      <w:r/>
+      <w:r>
+        <w:rPr>
+          <w:b/>
+        </w:rPr>
+        <w:t>Author:</w:t>
+      </w:r>
+      <w:r>
+        <w:t xml:space="preserve"> VAJJHA SAI KRISHNA</w:t>
+      </w:r>
+    </w:p>
     <w:p>
       <w:pPr>
-        <w:pStyle w:val="Heading1"/>
+        <w:pStyle w:val="Heading2"/>
       </w:pPr>
       <w:r>
-        <w:t>6. DOCUMENTATION</w:t>
+        <w:t>Deployment Status</w:t>
       </w:r>
     </w:p>
     <w:p>
       <w:r>
-        <w:t>The complete project documentation has been written in the README.md file in the root directory. It contains architecture diagrams, setup instructions, and deployment status.</w:t>
+        <w:t xml:space="preserve">✅ </w:t>
+      </w:r>
+      <w:r>
+        <w:rPr>
+          <w:b/>
+        </w:rPr>
+        <w:t>Spark AI - Production Release Completed</w:t>
+      </w:r>
+      <w:r>
+        <w:t xml:space="preserve"> 🚀</w:t>
+      </w:r>
+    </w:p>
+    <w:p>
+      <w:pPr>
+        <w:pStyle w:val="ListBullet"/>
+      </w:pPr>
+      <w:r>
+        <w:t>The AI Chatbot production timeout has been successfully resolved by fixing the Spring AI Groq API route configuration.</w:t>
+      </w:r>
+    </w:p>
+    <w:p>
+      <w:r>
+        <w:t>&lt;!-- Deployment Timestamp: 2026-07-20 11:02:01 --&gt;</w:t>
       </w:r>
     </w:p>
     <w:sectPr>
